--- a/transplant/high-risk/docs/07_HCA_Clinical_Protocol_Boundary_Addendum_v7.docx
+++ b/transplant/high-risk/docs/07_HCA_Clinical_Protocol_Boundary_Addendum_v7.docx
@@ -4,11 +4,17 @@
   <w:body>
     <w:p>
       <w:pPr>
+        <w:rPr>
+          <w:color w:val="A8470A"/>
+        </w:rPr>
         <w:pStyle w:val="Heading1"/>
         <w:keepNext/>
         <w:widowControl/>
       </w:pPr>
       <w:r>
+        <w:rPr>
+          <w:color w:val="A8470A"/>
+        </w:rPr>
         <w:t xml:space="preserve">Hepatic adenoma — Clinical Protocol Boundary Addendum V7</w:t>
       </w:r>
     </w:p>
@@ -32,11 +38,17 @@
     </w:p>
     <w:p>
       <w:pPr>
+        <w:rPr>
+          <w:color w:val="A8470A"/>
+        </w:rPr>
         <w:pStyle w:val="Heading2"/>
         <w:keepNext/>
         <w:widowControl/>
       </w:pPr>
       <w:r>
+        <w:rPr>
+          <w:color w:val="A8470A"/>
+        </w:rPr>
         <w:t xml:space="preserve">Policy and allocation status</w:t>
       </w:r>
     </w:p>
@@ -127,33 +139,51 @@
     </w:p>
     <w:p>
       <w:pPr>
+        <w:rPr>
+          <w:color w:val="A8470A"/>
+        </w:rPr>
         <w:pStyle w:val="Heading2"/>
         <w:keepNext/>
         <w:widowControl/>
       </w:pPr>
       <w:r>
+        <w:rPr>
+          <w:color w:val="A8470A"/>
+        </w:rPr>
         <w:t xml:space="preserve">HCA-B1 — Which of the four guidance routes is actually being invoked?</w:t>
       </w:r>
     </w:p>
     <w:p>
       <w:pPr>
+        <w:rPr>
+          <w:color w:val="A8470A"/>
+        </w:rPr>
         <w:pStyle w:val="Heading3"/>
         <w:keepNext/>
         <w:widowControl/>
       </w:pPr>
       <w:bookmarkStart w:id="1" w:name="HCA_B1"/>
       <w:r>
+        <w:rPr>
+          <w:color w:val="A8470A"/>
+        </w:rPr>
         <w:t xml:space="preserve">HCA-B1 — Which of the four guidance routes is actually being invoked?</w:t>
       </w:r>
       <w:bookmarkEnd w:id="1"/>
     </w:p>
     <w:p>
       <w:pPr>
+        <w:rPr>
+          <w:color w:val="A8470A"/>
+        </w:rPr>
         <w:pStyle w:val="Heading3"/>
         <w:keepNext/>
         <w:widowControl/>
       </w:pPr>
       <w:r>
+        <w:rPr>
+          <w:color w:val="A8470A"/>
+        </w:rPr>
         <w:t xml:space="preserve">Question and comparison</w:t>
       </w:r>
     </w:p>
@@ -169,11 +199,17 @@
     </w:p>
     <w:p>
       <w:pPr>
+        <w:rPr>
+          <w:color w:val="A8470A"/>
+        </w:rPr>
         <w:pStyle w:val="Heading3"/>
         <w:keepNext/>
         <w:widowControl/>
       </w:pPr>
       <w:r>
+        <w:rPr>
+          <w:color w:val="A8470A"/>
+        </w:rPr>
         <w:t xml:space="preserve">Evidence before choosing a rule</w:t>
       </w:r>
     </w:p>
@@ -1058,11 +1094,17 @@
     </w:tbl>
     <w:p>
       <w:pPr>
+        <w:rPr>
+          <w:color w:val="A8470A"/>
+        </w:rPr>
         <w:pStyle w:val="Heading3"/>
         <w:keepNext/>
         <w:widowControl/>
       </w:pPr>
       <w:r>
+        <w:rPr>
+          <w:color w:val="A8470A"/>
+        </w:rPr>
         <w:t xml:space="preserve">Synthesis and evidence that challenges the proposal</w:t>
       </w:r>
     </w:p>
@@ -1253,11 +1295,17 @@
     </w:p>
     <w:p>
       <w:pPr>
+        <w:rPr>
+          <w:color w:val="A8470A"/>
+        </w:rPr>
         <w:pStyle w:val="Heading3"/>
         <w:keepNext/>
         <w:widowControl/>
       </w:pPr>
       <w:r>
+        <w:rPr>
+          <w:color w:val="A8470A"/>
+        </w:rPr>
         <w:t xml:space="preserve">Where each proposed threshold comes from</w:t>
       </w:r>
     </w:p>
@@ -1305,11 +1353,17 @@
     </w:p>
     <w:p>
       <w:pPr>
+        <w:rPr>
+          <w:color w:val="A8470A"/>
+        </w:rPr>
         <w:pStyle w:val="Heading3"/>
         <w:keepNext/>
         <w:widowControl/>
       </w:pPr>
       <w:r>
+        <w:rPr>
+          <w:color w:val="A8470A"/>
+        </w:rPr>
         <w:t xml:space="preserve">Source wording — read in context</w:t>
       </w:r>
     </w:p>
@@ -1528,11 +1582,17 @@
     </w:p>
     <w:p>
       <w:pPr>
+        <w:rPr>
+          <w:color w:val="A8470A"/>
+        </w:rPr>
         <w:pStyle w:val="Heading3"/>
         <w:keepNext/>
         <w:widowControl/>
       </w:pPr>
       <w:r>
+        <w:rPr>
+          <w:color w:val="A8470A"/>
+        </w:rPr>
         <w:t xml:space="preserve">OPEN recommendation after the evidence review</w:t>
       </w:r>
     </w:p>
@@ -1768,11 +1828,17 @@
     </w:p>
     <w:p>
       <w:pPr>
+        <w:rPr>
+          <w:color w:val="A8470A"/>
+        </w:rPr>
         <w:pStyle w:val="Heading3"/>
         <w:keepNext/>
         <w:widowControl/>
       </w:pPr>
       <w:r>
+        <w:rPr>
+          <w:color w:val="A8470A"/>
+        </w:rPr>
         <w:t xml:space="preserve">Information required before the decision</w:t>
       </w:r>
     </w:p>
@@ -1860,33 +1926,51 @@
     </w:p>
     <w:p>
       <w:pPr>
+        <w:rPr>
+          <w:color w:val="A8470A"/>
+        </w:rPr>
         <w:pStyle w:val="Heading2"/>
         <w:keepNext/>
         <w:widowControl/>
       </w:pPr>
       <w:r>
+        <w:rPr>
+          <w:color w:val="A8470A"/>
+        </w:rPr>
         <w:t xml:space="preserve">HCA-B2 — Has the benefit of LT been distinguished from concern about malignancy?</w:t>
       </w:r>
     </w:p>
     <w:p>
       <w:pPr>
+        <w:rPr>
+          <w:color w:val="A8470A"/>
+        </w:rPr>
         <w:pStyle w:val="Heading3"/>
         <w:keepNext/>
         <w:widowControl/>
       </w:pPr>
       <w:bookmarkStart w:id="2" w:name="HCA_B2"/>
       <w:r>
+        <w:rPr>
+          <w:color w:val="A8470A"/>
+        </w:rPr>
         <w:t xml:space="preserve">HCA-B2 — Has the benefit of LT been distinguished from concern about malignancy?</w:t>
       </w:r>
       <w:bookmarkEnd w:id="2"/>
     </w:p>
     <w:p>
       <w:pPr>
+        <w:rPr>
+          <w:color w:val="A8470A"/>
+        </w:rPr>
         <w:pStyle w:val="Heading3"/>
         <w:keepNext/>
         <w:widowControl/>
       </w:pPr>
       <w:r>
+        <w:rPr>
+          <w:color w:val="A8470A"/>
+        </w:rPr>
         <w:t xml:space="preserve">Question and comparison</w:t>
       </w:r>
     </w:p>
@@ -1902,11 +1986,17 @@
     </w:p>
     <w:p>
       <w:pPr>
+        <w:rPr>
+          <w:color w:val="A8470A"/>
+        </w:rPr>
         <w:pStyle w:val="Heading3"/>
         <w:keepNext/>
         <w:widowControl/>
       </w:pPr>
       <w:r>
+        <w:rPr>
+          <w:color w:val="A8470A"/>
+        </w:rPr>
         <w:t xml:space="preserve">Evidence before choosing a rule</w:t>
       </w:r>
     </w:p>
@@ -2952,11 +3042,17 @@
     </w:tbl>
     <w:p>
       <w:pPr>
+        <w:rPr>
+          <w:color w:val="A8470A"/>
+        </w:rPr>
         <w:pStyle w:val="Heading3"/>
         <w:keepNext/>
         <w:widowControl/>
       </w:pPr>
       <w:r>
+        <w:rPr>
+          <w:color w:val="A8470A"/>
+        </w:rPr>
         <w:t xml:space="preserve">Synthesis and evidence that challenges the proposal</w:t>
       </w:r>
     </w:p>
@@ -3176,11 +3272,17 @@
     </w:p>
     <w:p>
       <w:pPr>
+        <w:rPr>
+          <w:color w:val="A8470A"/>
+        </w:rPr>
         <w:pStyle w:val="Heading3"/>
         <w:keepNext/>
         <w:widowControl/>
       </w:pPr>
       <w:r>
+        <w:rPr>
+          <w:color w:val="A8470A"/>
+        </w:rPr>
         <w:t xml:space="preserve">Where each proposed threshold comes from</w:t>
       </w:r>
     </w:p>
@@ -3228,11 +3330,17 @@
     </w:p>
     <w:p>
       <w:pPr>
+        <w:rPr>
+          <w:color w:val="A8470A"/>
+        </w:rPr>
         <w:pStyle w:val="Heading3"/>
         <w:keepNext/>
         <w:widowControl/>
       </w:pPr>
       <w:r>
+        <w:rPr>
+          <w:color w:val="A8470A"/>
+        </w:rPr>
         <w:t xml:space="preserve">Source wording — read in context</w:t>
       </w:r>
     </w:p>
@@ -3709,11 +3817,17 @@
     </w:p>
     <w:p>
       <w:pPr>
+        <w:rPr>
+          <w:color w:val="A8470A"/>
+        </w:rPr>
         <w:pStyle w:val="Heading3"/>
         <w:keepNext/>
         <w:widowControl/>
       </w:pPr>
       <w:r>
+        <w:rPr>
+          <w:color w:val="A8470A"/>
+        </w:rPr>
         <w:t xml:space="preserve">OPEN recommendation after the evidence review</w:t>
       </w:r>
     </w:p>
@@ -4006,11 +4120,17 @@
     </w:p>
     <w:p>
       <w:pPr>
+        <w:rPr>
+          <w:color w:val="A8470A"/>
+        </w:rPr>
         <w:pStyle w:val="Heading3"/>
         <w:keepNext/>
         <w:widowControl/>
       </w:pPr>
       <w:r>
+        <w:rPr>
+          <w:color w:val="A8470A"/>
+        </w:rPr>
         <w:t xml:space="preserve">Information required before the decision</w:t>
       </w:r>
     </w:p>
@@ -4130,11 +4250,17 @@
     </w:p>
     <w:p>
       <w:pPr>
+        <w:rPr>
+          <w:color w:val="A8470A"/>
+        </w:rPr>
         <w:pStyle w:val="Heading1"/>
         <w:keepNext/>
         <w:widowControl/>
       </w:pPr>
       <w:r>
+        <w:rPr>
+          <w:color w:val="A8470A"/>
+        </w:rPr>
         <w:t xml:space="preserve">References</w:t>
       </w:r>
     </w:p>
@@ -4583,12 +4709,18 @@
     </w:p>
     <w:p>
       <w:pPr>
+        <w:rPr>
+          <w:color w:val="A8470A"/>
+        </w:rPr>
         <w:pStyle w:val="Heading1"/>
         <w:keepNext/>
         <w:widowControl/>
         <w:keepLines/>
       </w:pPr>
       <w:r>
+        <w:rPr>
+          <w:color w:val="A8470A"/>
+        </w:rPr>
         <w:t xml:space="preserve">Revision note</w:t>
       </w:r>
     </w:p>
@@ -5253,7 +5385,7 @@
         <w:bottom w:val="single" w:sz="24" w:space="0" w:color="156082" w:themeColor="accent1"/>
         <w:right w:val="single" w:sz="24" w:space="0" w:color="156082" w:themeColor="accent1"/>
       </w:pBdr>
-      <w:shd w:val="clear" w:color="auto" w:fill="156082" w:themeFill="accent1"/>
+      <w:shd w:val="clear" w:fill="FFFFFF"/>
       <w:spacing w:after="0"/>
       <w:outlineLvl w:val="0"/>
     </w:pPr>
@@ -5261,7 +5393,7 @@
       <w:b/>
       <w:bCs/>
       <w:caps/>
-      <w:color w:val="FFFFFF" w:themeColor="background1"/>
+      <w:color w:val="A8470A"/>
       <w:spacing w:val="15"/>
       <w:sz w:val="22"/>
       <w:szCs w:val="22"/>
@@ -5283,7 +5415,7 @@
         <w:bottom w:val="single" w:sz="24" w:space="0" w:color="C1E4F5" w:themeColor="accent1" w:themeTint="33"/>
         <w:right w:val="single" w:sz="24" w:space="0" w:color="C1E4F5" w:themeColor="accent1" w:themeTint="33"/>
       </w:pBdr>
-      <w:shd w:val="clear" w:color="auto" w:fill="C1E4F5" w:themeFill="accent1" w:themeFillTint="33"/>
+      <w:shd w:val="clear" w:fill="FFFFFF"/>
       <w:spacing w:after="0"/>
       <w:outlineLvl w:val="1"/>
     </w:pPr>
@@ -5292,6 +5424,7 @@
       <w:spacing w:val="15"/>
       <w:sz w:val="22"/>
       <w:szCs w:val="22"/>
+      <w:color w:val="A8470A"/>
     </w:rPr>
   </w:style>
   <w:style w:type="paragraph" w:styleId="Heading3">
@@ -5313,7 +5446,7 @@
     </w:pPr>
     <w:rPr>
       <w:caps/>
-      <w:color w:val="0A2F40" w:themeColor="accent1" w:themeShade="7F"/>
+      <w:color w:val="A8470A"/>
       <w:spacing w:val="15"/>
       <w:sz w:val="22"/>
       <w:szCs w:val="22"/>
@@ -5339,7 +5472,7 @@
     </w:pPr>
     <w:rPr>
       <w:caps/>
-      <w:color w:val="0F4761" w:themeColor="accent1" w:themeShade="BF"/>
+      <w:color w:val="A8470A"/>
       <w:spacing w:val="10"/>
       <w:sz w:val="22"/>
       <w:szCs w:val="22"/>
@@ -5364,7 +5497,7 @@
     </w:pPr>
     <w:rPr>
       <w:caps/>
-      <w:color w:val="0F4761" w:themeColor="accent1" w:themeShade="BF"/>
+      <w:color w:val="A8470A"/>
       <w:spacing w:val="10"/>
       <w:sz w:val="22"/>
       <w:szCs w:val="22"/>
@@ -5389,7 +5522,7 @@
     </w:pPr>
     <w:rPr>
       <w:caps/>
-      <w:color w:val="0F4761" w:themeColor="accent1" w:themeShade="BF"/>
+      <w:color w:val="A8470A"/>
       <w:spacing w:val="10"/>
       <w:sz w:val="22"/>
       <w:szCs w:val="22"/>
@@ -5411,7 +5544,7 @@
     </w:pPr>
     <w:rPr>
       <w:caps/>
-      <w:color w:val="0F4761" w:themeColor="accent1" w:themeShade="BF"/>
+      <w:color w:val="A8470A"/>
       <w:spacing w:val="10"/>
       <w:sz w:val="22"/>
       <w:szCs w:val="22"/>
@@ -5436,6 +5569,7 @@
       <w:spacing w:val="10"/>
       <w:sz w:val="18"/>
       <w:szCs w:val="18"/>
+      <w:color w:val="A8470A"/>
     </w:rPr>
   </w:style>
   <w:style w:type="paragraph" w:styleId="Heading9">
@@ -5458,6 +5592,7 @@
       <w:spacing w:val="10"/>
       <w:sz w:val="18"/>
       <w:szCs w:val="18"/>
+      <w:color w:val="A8470A"/>
     </w:rPr>
   </w:style>
   <w:style w:type="character" w:default="1" w:styleId="DefaultParagraphFont">
@@ -5500,7 +5635,7 @@
     </w:pPr>
     <w:rPr>
       <w:caps/>
-      <w:color w:val="156082" w:themeColor="accent1"/>
+      <w:color w:val="A8470A"/>
       <w:spacing w:val="10"/>
       <w:kern w:val="28"/>
       <w:sz w:val="52"/>
@@ -5573,6 +5708,7 @@
     </w:rPr>
   </w:style>
   <w:style w:type="character" w:customStyle="1" w:styleId="Heading1Char">
+    <w:pPr/>
     <w:name w:val="Heading 1 Char"/>
     <w:basedOn w:val="DefaultParagraphFont"/>
     <w:link w:val="Heading1"/>
@@ -5582,12 +5718,13 @@
       <w:b/>
       <w:bCs/>
       <w:caps/>
-      <w:color w:val="FFFFFF" w:themeColor="background1"/>
+      <w:color w:val="A8470A"/>
       <w:spacing w:val="15"/>
       <w:shd w:val="clear" w:color="auto" w:fill="156082" w:themeFill="accent1"/>
     </w:rPr>
   </w:style>
   <w:style w:type="character" w:customStyle="1" w:styleId="Heading2Char">
+    <w:pPr/>
     <w:name w:val="Heading 2 Char"/>
     <w:basedOn w:val="DefaultParagraphFont"/>
     <w:link w:val="Heading2"/>
@@ -5597,9 +5734,11 @@
       <w:caps/>
       <w:spacing w:val="15"/>
       <w:shd w:val="clear" w:color="auto" w:fill="C1E4F5" w:themeFill="accent1" w:themeFillTint="33"/>
+      <w:color w:val="A8470A"/>
     </w:rPr>
   </w:style>
   <w:style w:type="character" w:customStyle="1" w:styleId="Heading3Char">
+    <w:pPr/>
     <w:name w:val="Heading 3 Char"/>
     <w:basedOn w:val="DefaultParagraphFont"/>
     <w:link w:val="Heading3"/>
@@ -5607,11 +5746,12 @@
     <w:rsid w:val="00073D09"/>
     <w:rPr>
       <w:caps/>
-      <w:color w:val="0A2F40" w:themeColor="accent1" w:themeShade="7F"/>
+      <w:color w:val="A8470A"/>
       <w:spacing w:val="15"/>
     </w:rPr>
   </w:style>
   <w:style w:type="character" w:customStyle="1" w:styleId="Heading4Char">
+    <w:pPr/>
     <w:name w:val="Heading 4 Char"/>
     <w:basedOn w:val="DefaultParagraphFont"/>
     <w:link w:val="Heading4"/>
@@ -5620,11 +5760,12 @@
     <w:rsid w:val="00073D09"/>
     <w:rPr>
       <w:caps/>
-      <w:color w:val="0F4761" w:themeColor="accent1" w:themeShade="BF"/>
+      <w:color w:val="A8470A"/>
       <w:spacing w:val="10"/>
     </w:rPr>
   </w:style>
   <w:style w:type="character" w:customStyle="1" w:styleId="Heading5Char">
+    <w:pPr/>
     <w:name w:val="Heading 5 Char"/>
     <w:basedOn w:val="DefaultParagraphFont"/>
     <w:link w:val="Heading5"/>
@@ -5633,11 +5774,12 @@
     <w:rsid w:val="00073D09"/>
     <w:rPr>
       <w:caps/>
-      <w:color w:val="0F4761" w:themeColor="accent1" w:themeShade="BF"/>
+      <w:color w:val="A8470A"/>
       <w:spacing w:val="10"/>
     </w:rPr>
   </w:style>
   <w:style w:type="character" w:customStyle="1" w:styleId="Heading6Char">
+    <w:pPr/>
     <w:name w:val="Heading 6 Char"/>
     <w:basedOn w:val="DefaultParagraphFont"/>
     <w:link w:val="Heading6"/>
@@ -5646,11 +5788,12 @@
     <w:rsid w:val="00073D09"/>
     <w:rPr>
       <w:caps/>
-      <w:color w:val="0F4761" w:themeColor="accent1" w:themeShade="BF"/>
+      <w:color w:val="A8470A"/>
       <w:spacing w:val="10"/>
     </w:rPr>
   </w:style>
   <w:style w:type="character" w:customStyle="1" w:styleId="Heading7Char">
+    <w:pPr/>
     <w:name w:val="Heading 7 Char"/>
     <w:basedOn w:val="DefaultParagraphFont"/>
     <w:link w:val="Heading7"/>
@@ -5659,11 +5802,12 @@
     <w:rsid w:val="00073D09"/>
     <w:rPr>
       <w:caps/>
-      <w:color w:val="0F4761" w:themeColor="accent1" w:themeShade="BF"/>
+      <w:color w:val="A8470A"/>
       <w:spacing w:val="10"/>
     </w:rPr>
   </w:style>
   <w:style w:type="character" w:customStyle="1" w:styleId="Heading8Char">
+    <w:pPr/>
     <w:name w:val="Heading 8 Char"/>
     <w:basedOn w:val="DefaultParagraphFont"/>
     <w:link w:val="Heading8"/>
@@ -5675,9 +5819,11 @@
       <w:spacing w:val="10"/>
       <w:sz w:val="18"/>
       <w:szCs w:val="18"/>
+      <w:color w:val="A8470A"/>
     </w:rPr>
   </w:style>
   <w:style w:type="character" w:customStyle="1" w:styleId="Heading9Char">
+    <w:pPr/>
     <w:name w:val="Heading 9 Char"/>
     <w:basedOn w:val="DefaultParagraphFont"/>
     <w:link w:val="Heading9"/>
@@ -5690,6 +5836,7 @@
       <w:spacing w:val="10"/>
       <w:sz w:val="18"/>
       <w:szCs w:val="18"/>
+      <w:color w:val="A8470A"/>
     </w:rPr>
   </w:style>
   <w:style w:type="paragraph" w:styleId="Caption">
@@ -5710,6 +5857,7 @@
     </w:rPr>
   </w:style>
   <w:style w:type="character" w:customStyle="1" w:styleId="TitleChar">
+    <w:pPr/>
     <w:name w:val="Title Char"/>
     <w:basedOn w:val="DefaultParagraphFont"/>
     <w:link w:val="Title"/>
@@ -5717,7 +5865,7 @@
     <w:rsid w:val="00073D09"/>
     <w:rPr>
       <w:caps/>
-      <w:color w:val="156082" w:themeColor="accent1"/>
+      <w:color w:val="A8470A"/>
       <w:spacing w:val="10"/>
       <w:kern w:val="28"/>
       <w:sz w:val="52"/>
@@ -5737,13 +5885,14 @@
     </w:pPr>
     <w:rPr>
       <w:caps/>
-      <w:color w:val="595959" w:themeColor="text1" w:themeTint="A6"/>
+      <w:color w:val="A8470A"/>
       <w:spacing w:val="10"/>
       <w:sz w:val="24"/>
       <w:szCs w:val="24"/>
     </w:rPr>
   </w:style>
   <w:style w:type="character" w:customStyle="1" w:styleId="SubtitleChar">
+    <w:pPr/>
     <w:name w:val="Subtitle Char"/>
     <w:basedOn w:val="DefaultParagraphFont"/>
     <w:link w:val="Subtitle"/>
@@ -5751,7 +5900,7 @@
     <w:rsid w:val="00073D09"/>
     <w:rPr>
       <w:caps/>
-      <w:color w:val="595959" w:themeColor="text1" w:themeTint="A6"/>
+      <w:color w:val="A8470A"/>
       <w:spacing w:val="10"/>
       <w:sz w:val="24"/>
       <w:szCs w:val="24"/>
